--- a/fra/docx/51.content.docx
+++ b/fra/docx/51.content.docx
@@ -19,7 +19,7 @@
         <w:rPr>
           <w:lang w:val="fr_FR" w:bidi="fr_FR"/>
         </w:rPr>
-        <w:t>Resource: Notes d'étude - Introductions aux livres (Tyndale)</w:t>
+        <w:t>Resource: Tyndale Open Study Notes</w:t>
       </w:r>
       <w:r>
         <w:rPr>
@@ -112,7 +112,7 @@
         <w:rPr>
           <w:lang w:val="fr_FR" w:bidi="fr_FR"/>
         </w:rPr>
-        <w:t>Notes d'étude - Introductions aux livres (Tyndale)</w:t>
+        <w:t>Tyndale Open Study Notes</w:t>
       </w:r>
     </w:p>
     <w:p>

--- a/fra/docx/51.content.docx
+++ b/fra/docx/51.content.docx
@@ -19,7 +19,7 @@
         <w:rPr>
           <w:lang w:val="fr_FR" w:bidi="fr_FR"/>
         </w:rPr>
-        <w:t>Resource: Tyndale Open Study Notes</w:t>
+        <w:t>Resource: Aquifer Open Study Notes (Book Intros)</w:t>
       </w:r>
       <w:r>
         <w:rPr>
@@ -112,7 +112,7 @@
         <w:rPr>
           <w:lang w:val="fr_FR" w:bidi="fr_FR"/>
         </w:rPr>
-        <w:t>Tyndale Open Study Notes</w:t>
+        <w:t>Aquifer Open Study Notes (Book Intros)</w:t>
       </w:r>
     </w:p>
     <w:p>

--- a/fra/docx/51.content.docx
+++ b/fra/docx/51.content.docx
@@ -272,18 +272,12 @@
         </w:rPr>
         <w:t>Paul dit que c’est d’abord Épaphras qui a apporté la Bonne Nouvelle aux Colossiens (</w:t>
       </w:r>
-      <w:hyperlink r:id="rId13">
-        <w:r>
-          <w:rPr>
-            <w:lang w:val="fr_FR" w:bidi="fr_FR"/>
-          </w:rPr>
-          <w:rPr>
-            <w:color w:val="0000EE"/>
-            <w:u w:val="single"/>
-          </w:rPr>
-          <w:t>1.7</w:t>
-        </w:r>
-      </w:hyperlink>
+      <w:r>
+        <w:rPr>
+          <w:lang w:val="fr_FR" w:bidi="fr_FR"/>
+        </w:rPr>
+        <w:t>1.7</w:t>
+      </w:r>
       <w:r>
         <w:rPr>
           <w:lang w:val="fr_FR" w:bidi="fr_FR"/>
@@ -302,36 +296,24 @@
         </w:rPr>
         <w:t xml:space="preserve"> » (</w:t>
       </w:r>
-      <w:hyperlink r:id="rId14">
-        <w:r>
-          <w:rPr>
-            <w:lang w:val="fr_FR" w:bidi="fr_FR"/>
-          </w:rPr>
-          <w:rPr>
-            <w:color w:val="0000EE"/>
-            <w:u w:val="single"/>
-          </w:rPr>
-          <w:t>Ac 19.10</w:t>
-        </w:r>
-      </w:hyperlink>
+      <w:r>
+        <w:rPr>
+          <w:lang w:val="fr_FR" w:bidi="fr_FR"/>
+        </w:rPr>
+        <w:t>Ac 19.10</w:t>
+      </w:r>
       <w:r>
         <w:rPr>
           <w:lang w:val="fr_FR" w:bidi="fr_FR"/>
         </w:rPr>
         <w:t>). Bien que Paul ne se soit pas rendu à Colosses (</w:t>
       </w:r>
-      <w:hyperlink r:id="rId15">
-        <w:r>
-          <w:rPr>
-            <w:lang w:val="fr_FR" w:bidi="fr_FR"/>
-          </w:rPr>
-          <w:rPr>
-            <w:color w:val="0000EE"/>
-            <w:u w:val="single"/>
-          </w:rPr>
-          <w:t>Col 2.1</w:t>
-        </w:r>
-      </w:hyperlink>
+      <w:r>
+        <w:rPr>
+          <w:lang w:val="fr_FR" w:bidi="fr_FR"/>
+        </w:rPr>
+        <w:t>Col 2.1</w:t>
+      </w:r>
       <w:r>
         <w:rPr>
           <w:lang w:val="fr_FR" w:bidi="fr_FR"/>
@@ -352,18 +334,12 @@
         </w:rPr>
         <w:t>Au moment de la rédaction de la lettre aux Colossiens, Épaphras rendait visite à Paul en prison (</w:t>
       </w:r>
-      <w:hyperlink r:id="rId16">
-        <w:r>
-          <w:rPr>
-            <w:lang w:val="fr_FR" w:bidi="fr_FR"/>
-          </w:rPr>
-          <w:rPr>
-            <w:color w:val="0000EE"/>
-            <w:u w:val="single"/>
-          </w:rPr>
-          <w:t>4.12</w:t>
-        </w:r>
-      </w:hyperlink>
+      <w:r>
+        <w:rPr>
+          <w:lang w:val="fr_FR" w:bidi="fr_FR"/>
+        </w:rPr>
+        <w:t>4.12</w:t>
+      </w:r>
       <w:r>
         <w:rPr>
           <w:lang w:val="fr_FR" w:bidi="fr_FR"/>
@@ -382,48 +358,30 @@
         </w:rPr>
         <w:t xml:space="preserve"> « dominations et autorités spirituels » (</w:t>
       </w:r>
-      <w:hyperlink r:id="rId17">
-        <w:r>
-          <w:rPr>
-            <w:lang w:val="fr_FR" w:bidi="fr_FR"/>
-          </w:rPr>
-          <w:rPr>
-            <w:color w:val="0000EE"/>
-            <w:u w:val="single"/>
-          </w:rPr>
-          <w:t>2.15</w:t>
-        </w:r>
-      </w:hyperlink>
+      <w:r>
+        <w:rPr>
+          <w:lang w:val="fr_FR" w:bidi="fr_FR"/>
+        </w:rPr>
+        <w:t>2.15</w:t>
+      </w:r>
       <w:r>
         <w:rPr>
           <w:lang w:val="fr_FR" w:bidi="fr_FR"/>
         </w:rPr>
         <w:t>) et des « rudiments du monde » (</w:t>
       </w:r>
-      <w:hyperlink r:id="rId18">
-        <w:r>
-          <w:rPr>
-            <w:lang w:val="fr_FR" w:bidi="fr_FR"/>
-          </w:rPr>
-          <w:rPr>
-            <w:color w:val="0000EE"/>
-            <w:u w:val="single"/>
-          </w:rPr>
-          <w:t xml:space="preserve">2.8, </w:t>
-        </w:r>
-      </w:hyperlink>
-      <w:hyperlink r:id="rId19">
-        <w:r>
-          <w:rPr>
-            <w:lang w:val="fr_FR" w:bidi="fr_FR"/>
-          </w:rPr>
-          <w:rPr>
-            <w:color w:val="0000EE"/>
-            <w:u w:val="single"/>
-          </w:rPr>
-          <w:t>20</w:t>
-        </w:r>
-      </w:hyperlink>
+      <w:r>
+        <w:rPr>
+          <w:lang w:val="fr_FR" w:bidi="fr_FR"/>
+        </w:rPr>
+        <w:t xml:space="preserve">2.8, </w:t>
+      </w:r>
+      <w:r>
+        <w:rPr>
+          <w:lang w:val="fr_FR" w:bidi="fr_FR"/>
+        </w:rPr>
+        <w:t>20</w:t>
+      </w:r>
       <w:r>
         <w:rPr>
           <w:lang w:val="fr_FR" w:bidi="fr_FR"/>
@@ -455,36 +413,24 @@
         </w:rPr>
         <w:t xml:space="preserve">La lettre aux Colossiens se divise en deux parties. Les </w:t>
       </w:r>
-      <w:hyperlink r:id="rId20">
-        <w:r>
-          <w:rPr>
-            <w:lang w:val="fr_FR" w:bidi="fr_FR"/>
-          </w:rPr>
-          <w:rPr>
-            <w:color w:val="0000EE"/>
-            <w:u w:val="single"/>
-          </w:rPr>
-          <w:t>chapitres 1–2</w:t>
-        </w:r>
-      </w:hyperlink>
+      <w:r>
+        <w:rPr>
+          <w:lang w:val="fr_FR" w:bidi="fr_FR"/>
+        </w:rPr>
+        <w:t>chapitres 1–2</w:t>
+      </w:r>
       <w:r>
         <w:rPr>
           <w:lang w:val="fr_FR" w:bidi="fr_FR"/>
         </w:rPr>
         <w:t xml:space="preserve"> traitent de la théologie tandis que les </w:t>
       </w:r>
-      <w:hyperlink r:id="rId21">
-        <w:r>
-          <w:rPr>
-            <w:lang w:val="fr_FR" w:bidi="fr_FR"/>
-          </w:rPr>
-          <w:rPr>
-            <w:color w:val="0000EE"/>
-            <w:u w:val="single"/>
-          </w:rPr>
-          <w:t>chapitres 3–4</w:t>
-        </w:r>
-      </w:hyperlink>
+      <w:r>
+        <w:rPr>
+          <w:lang w:val="fr_FR" w:bidi="fr_FR"/>
+        </w:rPr>
+        <w:t>chapitres 3–4</w:t>
+      </w:r>
       <w:r>
         <w:rPr>
           <w:lang w:val="fr_FR" w:bidi="fr_FR"/>
@@ -505,126 +451,84 @@
         </w:rPr>
         <w:t>Les salutations de Paul (</w:t>
       </w:r>
-      <w:hyperlink r:id="rId22">
-        <w:r>
-          <w:rPr>
-            <w:lang w:val="fr_FR" w:bidi="fr_FR"/>
-          </w:rPr>
-          <w:rPr>
-            <w:color w:val="0000EE"/>
-            <w:u w:val="single"/>
-          </w:rPr>
-          <w:t>1.1–2</w:t>
-        </w:r>
-      </w:hyperlink>
+      <w:r>
+        <w:rPr>
+          <w:lang w:val="fr_FR" w:bidi="fr_FR"/>
+        </w:rPr>
+        <w:t>1.1–2</w:t>
+      </w:r>
       <w:r>
         <w:rPr>
           <w:lang w:val="fr_FR" w:bidi="fr_FR"/>
         </w:rPr>
         <w:t>) sont suivies d’une section consacrée aux remerciements (</w:t>
       </w:r>
-      <w:hyperlink r:id="rId23">
-        <w:r>
-          <w:rPr>
-            <w:lang w:val="fr_FR" w:bidi="fr_FR"/>
-          </w:rPr>
-          <w:rPr>
-            <w:color w:val="0000EE"/>
-            <w:u w:val="single"/>
-          </w:rPr>
-          <w:t>1.3–14</w:t>
-        </w:r>
-      </w:hyperlink>
+      <w:r>
+        <w:rPr>
+          <w:lang w:val="fr_FR" w:bidi="fr_FR"/>
+        </w:rPr>
+        <w:t>1.3–14</w:t>
+      </w:r>
       <w:r>
         <w:rPr>
           <w:lang w:val="fr_FR" w:bidi="fr_FR"/>
         </w:rPr>
         <w:t>). C’est de cette manière que commencent habituellement les lettres du Nouveau Testament. Ensuite, pour présenter son point de vue théologique principal, Paul cite et adapte un hymne sur la suprématie du Christ (</w:t>
       </w:r>
-      <w:hyperlink r:id="rId24">
-        <w:r>
-          <w:rPr>
-            <w:lang w:val="fr_FR" w:bidi="fr_FR"/>
-          </w:rPr>
-          <w:rPr>
-            <w:color w:val="0000EE"/>
-            <w:u w:val="single"/>
-          </w:rPr>
-          <w:t>1.15–20</w:t>
-        </w:r>
-      </w:hyperlink>
+      <w:r>
+        <w:rPr>
+          <w:lang w:val="fr_FR" w:bidi="fr_FR"/>
+        </w:rPr>
+        <w:t>1.15–20</w:t>
+      </w:r>
       <w:r>
         <w:rPr>
           <w:lang w:val="fr_FR" w:bidi="fr_FR"/>
         </w:rPr>
         <w:t>), puis en fait une application pratique (</w:t>
       </w:r>
-      <w:hyperlink r:id="rId25">
-        <w:r>
-          <w:rPr>
-            <w:lang w:val="fr_FR" w:bidi="fr_FR"/>
-          </w:rPr>
-          <w:rPr>
-            <w:color w:val="0000EE"/>
-            <w:u w:val="single"/>
-          </w:rPr>
-          <w:t>1.21–23</w:t>
-        </w:r>
-      </w:hyperlink>
+      <w:r>
+        <w:rPr>
+          <w:lang w:val="fr_FR" w:bidi="fr_FR"/>
+        </w:rPr>
+        <w:t>1.21–23</w:t>
+      </w:r>
       <w:r>
         <w:rPr>
           <w:lang w:val="fr_FR" w:bidi="fr_FR"/>
         </w:rPr>
         <w:t>) avant de discuter de son propre ministère en tant qu’apôtre des Gentils (</w:t>
       </w:r>
-      <w:hyperlink r:id="rId26">
-        <w:r>
-          <w:rPr>
-            <w:lang w:val="fr_FR" w:bidi="fr_FR"/>
-          </w:rPr>
-          <w:rPr>
-            <w:color w:val="0000EE"/>
-            <w:u w:val="single"/>
-          </w:rPr>
-          <w:t>1.24–2.5</w:t>
-        </w:r>
-      </w:hyperlink>
+      <w:r>
+        <w:rPr>
+          <w:lang w:val="fr_FR" w:bidi="fr_FR"/>
+        </w:rPr>
+        <w:t>1.24–2.5</w:t>
+      </w:r>
       <w:r>
         <w:rPr>
           <w:lang w:val="fr_FR" w:bidi="fr_FR"/>
         </w:rPr>
         <w:t>). Il revient ensuite à son thème principal, en exhortant les Colossiens à maintenir leur allégeance à Jésus-Christ, celui qui pourvoit à leur vie spirituelle (</w:t>
       </w:r>
-      <w:hyperlink r:id="rId27">
-        <w:r>
-          <w:rPr>
-            <w:lang w:val="fr_FR" w:bidi="fr_FR"/>
-          </w:rPr>
-          <w:rPr>
-            <w:color w:val="0000EE"/>
-            <w:u w:val="single"/>
-          </w:rPr>
-          <w:t>2.6–15</w:t>
-        </w:r>
-      </w:hyperlink>
+      <w:r>
+        <w:rPr>
+          <w:lang w:val="fr_FR" w:bidi="fr_FR"/>
+        </w:rPr>
+        <w:t>2.6–15</w:t>
+      </w:r>
       <w:r>
         <w:rPr>
           <w:lang w:val="fr_FR" w:bidi="fr_FR"/>
         </w:rPr>
         <w:t>). La partie théologique de la lettre se conclut par un avertissement contre l’obsession des règles comme moyen d’accomplissement spirituel (</w:t>
       </w:r>
-      <w:hyperlink r:id="rId28">
-        <w:r>
-          <w:rPr>
-            <w:lang w:val="fr_FR" w:bidi="fr_FR"/>
-          </w:rPr>
-          <w:rPr>
-            <w:color w:val="0000EE"/>
-            <w:u w:val="single"/>
-          </w:rPr>
-          <w:t>2.16–23</w:t>
-        </w:r>
-      </w:hyperlink>
+      <w:r>
+        <w:rPr>
+          <w:lang w:val="fr_FR" w:bidi="fr_FR"/>
+        </w:rPr>
+        <w:t>2.16–23</w:t>
+      </w:r>
       <w:r>
         <w:rPr>
           <w:lang w:val="fr_FR" w:bidi="fr_FR"/>
@@ -645,108 +549,72 @@
         </w:rPr>
         <w:t>La partie plus pratique de la lettre (</w:t>
       </w:r>
-      <w:hyperlink r:id="rId21">
-        <w:r>
-          <w:rPr>
-            <w:lang w:val="fr_FR" w:bidi="fr_FR"/>
-          </w:rPr>
-          <w:rPr>
-            <w:color w:val="0000EE"/>
-            <w:u w:val="single"/>
-          </w:rPr>
-          <w:t>chapitres 3–4</w:t>
-        </w:r>
-      </w:hyperlink>
+      <w:r>
+        <w:rPr>
+          <w:lang w:val="fr_FR" w:bidi="fr_FR"/>
+        </w:rPr>
+        <w:t>chapitres 3–4</w:t>
+      </w:r>
       <w:r>
         <w:rPr>
           <w:lang w:val="fr_FR" w:bidi="fr_FR"/>
         </w:rPr>
         <w:t>) commence par un appel général à se détourner du péché et à adopter la nouvelle vie en Christ (</w:t>
       </w:r>
-      <w:hyperlink r:id="rId29">
-        <w:r>
-          <w:rPr>
-            <w:lang w:val="fr_FR" w:bidi="fr_FR"/>
-          </w:rPr>
-          <w:rPr>
-            <w:color w:val="0000EE"/>
-            <w:u w:val="single"/>
-          </w:rPr>
-          <w:t>3.1–11</w:t>
-        </w:r>
-      </w:hyperlink>
+      <w:r>
+        <w:rPr>
+          <w:lang w:val="fr_FR" w:bidi="fr_FR"/>
+        </w:rPr>
+        <w:t>3.1–11</w:t>
+      </w:r>
       <w:r>
         <w:rPr>
           <w:lang w:val="fr_FR" w:bidi="fr_FR"/>
         </w:rPr>
         <w:t>). Paul poursuit avec des instructions concernant la communauté chrétienne (</w:t>
       </w:r>
-      <w:hyperlink r:id="rId30">
-        <w:r>
-          <w:rPr>
-            <w:lang w:val="fr_FR" w:bidi="fr_FR"/>
-          </w:rPr>
-          <w:rPr>
-            <w:color w:val="0000EE"/>
-            <w:u w:val="single"/>
-          </w:rPr>
-          <w:t>3.12–17</w:t>
-        </w:r>
-      </w:hyperlink>
+      <w:r>
+        <w:rPr>
+          <w:lang w:val="fr_FR" w:bidi="fr_FR"/>
+        </w:rPr>
+        <w:t>3.12–17</w:t>
+      </w:r>
       <w:r>
         <w:rPr>
           <w:lang w:val="fr_FR" w:bidi="fr_FR"/>
         </w:rPr>
         <w:t>) et la vie familiale (</w:t>
       </w:r>
-      <w:hyperlink r:id="rId31">
-        <w:r>
-          <w:rPr>
-            <w:lang w:val="fr_FR" w:bidi="fr_FR"/>
-          </w:rPr>
-          <w:rPr>
-            <w:color w:val="0000EE"/>
-            <w:u w:val="single"/>
-          </w:rPr>
-          <w:t>3.18–4.1</w:t>
-        </w:r>
-      </w:hyperlink>
+      <w:r>
+        <w:rPr>
+          <w:lang w:val="fr_FR" w:bidi="fr_FR"/>
+        </w:rPr>
+        <w:t>3.18–4.1</w:t>
+      </w:r>
       <w:r>
         <w:rPr>
           <w:lang w:val="fr_FR" w:bidi="fr_FR"/>
         </w:rPr>
         <w:t>). La lettre se termine par une exhortation à la prière (</w:t>
       </w:r>
-      <w:hyperlink r:id="rId32">
-        <w:r>
-          <w:rPr>
-            <w:lang w:val="fr_FR" w:bidi="fr_FR"/>
-          </w:rPr>
-          <w:rPr>
-            <w:color w:val="0000EE"/>
-            <w:u w:val="single"/>
-          </w:rPr>
-          <w:t>4.2–6</w:t>
-        </w:r>
-      </w:hyperlink>
+      <w:r>
+        <w:rPr>
+          <w:lang w:val="fr_FR" w:bidi="fr_FR"/>
+        </w:rPr>
+        <w:t>4.2–6</w:t>
+      </w:r>
       <w:r>
         <w:rPr>
           <w:lang w:val="fr_FR" w:bidi="fr_FR"/>
         </w:rPr>
         <w:t>) et des remarques sur les collaborateurs et d’autres chrétiens (</w:t>
       </w:r>
-      <w:hyperlink r:id="rId33">
-        <w:r>
-          <w:rPr>
-            <w:lang w:val="fr_FR" w:bidi="fr_FR"/>
-          </w:rPr>
-          <w:rPr>
-            <w:color w:val="0000EE"/>
-            <w:u w:val="single"/>
-          </w:rPr>
-          <w:t>4.7–18</w:t>
-        </w:r>
-      </w:hyperlink>
+      <w:r>
+        <w:rPr>
+          <w:lang w:val="fr_FR" w:bidi="fr_FR"/>
+        </w:rPr>
+        <w:t>4.7–18</w:t>
+      </w:r>
       <w:r>
         <w:rPr>
           <w:lang w:val="fr_FR" w:bidi="fr_FR"/>
@@ -778,18 +646,12 @@
         </w:rPr>
         <w:t xml:space="preserve">Les lettres aux Colossiens, aux Éphésiens, à aux Philémon et Philippiens sont appelées les lettres de captivité : toutes les quatre ont été écrites pendant que Paul était en prison pour avoir prêché au sujet de Jésus-Christ (voir </w:t>
       </w:r>
-      <w:hyperlink r:id="rId34">
-        <w:r>
-          <w:rPr>
-            <w:lang w:val="fr_FR" w:bidi="fr_FR"/>
-          </w:rPr>
-          <w:rPr>
-            <w:color w:val="0000EE"/>
-            <w:u w:val="single"/>
-          </w:rPr>
-          <w:t>4.18</w:t>
-        </w:r>
-      </w:hyperlink>
+      <w:r>
+        <w:rPr>
+          <w:lang w:val="fr_FR" w:bidi="fr_FR"/>
+        </w:rPr>
+        <w:t>4.18</w:t>
+      </w:r>
       <w:r>
         <w:rPr>
           <w:lang w:val="fr_FR" w:bidi="fr_FR"/>
@@ -834,54 +696,36 @@
         </w:rPr>
         <w:t xml:space="preserve"> (</w:t>
       </w:r>
-      <w:hyperlink r:id="rId35">
-        <w:r>
-          <w:rPr>
-            <w:lang w:val="fr_FR" w:bidi="fr_FR"/>
-          </w:rPr>
-          <w:rPr>
-            <w:color w:val="0000EE"/>
-            <w:u w:val="single"/>
-          </w:rPr>
-          <w:t>4.9</w:t>
-        </w:r>
-      </w:hyperlink>
+      <w:r>
+        <w:rPr>
+          <w:lang w:val="fr_FR" w:bidi="fr_FR"/>
+        </w:rPr>
+        <w:t>4.9</w:t>
+      </w:r>
       <w:r>
         <w:rPr>
           <w:lang w:val="fr_FR" w:bidi="fr_FR"/>
         </w:rPr>
         <w:t>). Dans la lettre aux Colossiens (</w:t>
       </w:r>
-      <w:hyperlink r:id="rId36">
-        <w:r>
-          <w:rPr>
-            <w:lang w:val="fr_FR" w:bidi="fr_FR"/>
-          </w:rPr>
-          <w:rPr>
-            <w:color w:val="0000EE"/>
-            <w:u w:val="single"/>
-          </w:rPr>
-          <w:t>4.7</w:t>
-        </w:r>
-      </w:hyperlink>
+      <w:r>
+        <w:rPr>
+          <w:lang w:val="fr_FR" w:bidi="fr_FR"/>
+        </w:rPr>
+        <w:t>4.7</w:t>
+      </w:r>
       <w:r>
         <w:rPr>
           <w:lang w:val="fr_FR" w:bidi="fr_FR"/>
         </w:rPr>
         <w:t>) et aux Éphésiens (</w:t>
       </w:r>
-      <w:hyperlink r:id="rId37">
-        <w:r>
-          <w:rPr>
-            <w:lang w:val="fr_FR" w:bidi="fr_FR"/>
-          </w:rPr>
-          <w:rPr>
-            <w:color w:val="0000EE"/>
-            <w:u w:val="single"/>
-          </w:rPr>
-          <w:t>Ep 6.21</w:t>
-        </w:r>
-      </w:hyperlink>
+      <w:r>
+        <w:rPr>
+          <w:lang w:val="fr_FR" w:bidi="fr_FR"/>
+        </w:rPr>
+        <w:t>Ep 6.21</w:t>
+      </w:r>
       <w:r>
         <w:rPr>
           <w:lang w:val="fr_FR" w:bidi="fr_FR"/>
@@ -951,18 +795,12 @@
         </w:rPr>
         <w:t xml:space="preserve"> (</w:t>
       </w:r>
-      <w:hyperlink r:id="rId38">
-        <w:r>
-          <w:rPr>
-            <w:lang w:val="fr_FR" w:bidi="fr_FR"/>
-          </w:rPr>
-          <w:rPr>
-            <w:color w:val="0000EE"/>
-            <w:u w:val="single"/>
-          </w:rPr>
-          <w:t>2.16</w:t>
-        </w:r>
-      </w:hyperlink>
+      <w:r>
+        <w:rPr>
+          <w:lang w:val="fr_FR" w:bidi="fr_FR"/>
+        </w:rPr>
+        <w:t>2.16</w:t>
+      </w:r>
       <w:r>
         <w:rPr>
           <w:lang w:val="fr_FR" w:bidi="fr_FR"/>
@@ -1036,36 +874,24 @@
         </w:rPr>
         <w:t>Dans sa lettre aux Colossiens, Paul ramène une jeune Église chrétienne au message des apôtres : la Bonne Nouvelle concernant le Christ. Pour contrer l’influence de faux enseignements, Paul affirme que le Christ est souverain sur tous les êtres de la création, qu’ils soient spirituels ou physiques. Jésus est celui en qui réside pleinement la plénitude de Dieu. Il est également l’unique source véritable de croissance spirituelle, le centre d’où rayonne toute expérience spirituelle authentique (</w:t>
       </w:r>
-      <w:hyperlink r:id="rId39">
-        <w:r>
-          <w:rPr>
-            <w:lang w:val="fr_FR" w:bidi="fr_FR"/>
-          </w:rPr>
-          <w:rPr>
-            <w:color w:val="0000EE"/>
-            <w:u w:val="single"/>
-          </w:rPr>
-          <w:t>2.19</w:t>
-        </w:r>
-      </w:hyperlink>
+      <w:r>
+        <w:rPr>
+          <w:lang w:val="fr_FR" w:bidi="fr_FR"/>
+        </w:rPr>
+        <w:t>2.19</w:t>
+      </w:r>
       <w:r>
         <w:rPr>
           <w:lang w:val="fr_FR" w:bidi="fr_FR"/>
         </w:rPr>
         <w:t>). Les faux enseignants tiraient leur insistance sur les règles d’une source autre que le Christ, ce qui signifiait que ces règles ne pouvaient apporter aucun bénéfice spirituel (</w:t>
       </w:r>
-      <w:hyperlink r:id="rId40">
-        <w:r>
-          <w:rPr>
-            <w:lang w:val="fr_FR" w:bidi="fr_FR"/>
-          </w:rPr>
-          <w:rPr>
-            <w:color w:val="0000EE"/>
-            <w:u w:val="single"/>
-          </w:rPr>
-          <w:t>2.23</w:t>
-        </w:r>
-      </w:hyperlink>
+      <w:r>
+        <w:rPr>
+          <w:lang w:val="fr_FR" w:bidi="fr_FR"/>
+        </w:rPr>
+        <w:t>2.23</w:t>
+      </w:r>
       <w:r>
         <w:rPr>
           <w:lang w:val="fr_FR" w:bidi="fr_FR"/>
@@ -1100,72 +926,48 @@
         </w:rPr>
         <w:t>Paul a exhorté les Colossiens à éviter de donner trop d’importance aux pratiques rituelles (</w:t>
       </w:r>
-      <w:hyperlink r:id="rId28">
-        <w:r>
-          <w:rPr>
-            <w:lang w:val="fr_FR" w:bidi="fr_FR"/>
-          </w:rPr>
-          <w:rPr>
-            <w:color w:val="0000EE"/>
-            <w:u w:val="single"/>
-          </w:rPr>
-          <w:t>2.16–23</w:t>
-        </w:r>
-      </w:hyperlink>
+      <w:r>
+        <w:rPr>
+          <w:lang w:val="fr_FR" w:bidi="fr_FR"/>
+        </w:rPr>
+        <w:t>2.16–23</w:t>
+      </w:r>
       <w:r>
         <w:rPr>
           <w:lang w:val="fr_FR" w:bidi="fr_FR"/>
         </w:rPr>
         <w:t>). Au lieu de cela, tous les chrétiens devraient s’identifier à Christ dans sa mort et sa résurrection (</w:t>
       </w:r>
-      <w:hyperlink r:id="rId41">
-        <w:r>
-          <w:rPr>
-            <w:lang w:val="fr_FR" w:bidi="fr_FR"/>
-          </w:rPr>
-          <w:rPr>
-            <w:color w:val="0000EE"/>
-            <w:u w:val="single"/>
-          </w:rPr>
-          <w:t>2.11</w:t>
-        </w:r>
-      </w:hyperlink>
+      <w:r>
+        <w:rPr>
+          <w:lang w:val="fr_FR" w:bidi="fr_FR"/>
+        </w:rPr>
+        <w:t>2.11</w:t>
+      </w:r>
       <w:r>
         <w:rPr>
           <w:lang w:val="fr_FR" w:bidi="fr_FR"/>
         </w:rPr>
         <w:t xml:space="preserve">, </w:t>
       </w:r>
-      <w:hyperlink r:id="rId42">
-        <w:r>
-          <w:rPr>
-            <w:lang w:val="fr_FR" w:bidi="fr_FR"/>
-          </w:rPr>
-          <w:rPr>
-            <w:color w:val="0000EE"/>
-            <w:u w:val="single"/>
-          </w:rPr>
-          <w:t xml:space="preserve">19–20 </w:t>
-        </w:r>
-      </w:hyperlink>
+      <w:r>
+        <w:rPr>
+          <w:lang w:val="fr_FR" w:bidi="fr_FR"/>
+        </w:rPr>
+        <w:t xml:space="preserve">19–20 </w:t>
+      </w:r>
       <w:r>
         <w:rPr>
           <w:lang w:val="fr_FR" w:bidi="fr_FR"/>
         </w:rPr>
         <w:t xml:space="preserve">; </w:t>
       </w:r>
-      <w:hyperlink r:id="rId43">
-        <w:r>
-          <w:rPr>
-            <w:lang w:val="fr_FR" w:bidi="fr_FR"/>
-          </w:rPr>
-          <w:rPr>
-            <w:color w:val="0000EE"/>
-            <w:u w:val="single"/>
-          </w:rPr>
-          <w:t>3.1–4</w:t>
-        </w:r>
-      </w:hyperlink>
+      <w:r>
+        <w:rPr>
+          <w:lang w:val="fr_FR" w:bidi="fr_FR"/>
+        </w:rPr>
+        <w:t>3.1–4</w:t>
+      </w:r>
       <w:r>
         <w:rPr>
           <w:lang w:val="fr_FR" w:bidi="fr_FR"/>
